--- a/docs/ABDURRAHMAAN_IT402_DEL_2.docx
+++ b/docs/ABDURRAHMAAN_IT402_DEL_2.docx
@@ -463,7 +463,7 @@
                 <w:sz w:val="18"/>
                 <w:szCs w:val="18"/>
               </w:rPr>
-              <w:t xml:space="preserve">v1.0 — September 2026</w:t>
+              <w:t xml:space="preserve">v1.0 — October 2026</w:t>
             </w:r>
           </w:p>
         </w:tc>
@@ -1659,7 +1659,7 @@
             <w:sz w:val="19"/>
             <w:szCs w:val="19"/>
           </w:rPr>
-          <w:t xml:space="preserve">7.2 Remaining Work</w:t>
+          <w:t xml:space="preserve">7.2 Future Enhancements</w:t>
         </w:r>
         <w:r>
           <w:rPr>
@@ -2645,7 +2645,7 @@
           <w:sz w:val="21"/>
           <w:szCs w:val="21"/>
         </w:rPr>
-        <w:t>Note on later work: since IT402 Deliverable 2 the system has grown further — a billing engine, a property map, a redesigned Harare interface, Harare demonstration data, and English, Shona and Arabic interface languages (see IT402 Deliverable 1, Appendix C, and the IT402 Deliverable 3 report). Two requirements this report records as met after IT402 Deliverable 2 — a tenant history per unit (FR-015) and a maintenance summary per period (FR-036) — were completed in September 2026 (Section 7.3). Today the suite has 305 tests at 86% coverage, and all 31 IT402 Deliverable 2 tests still pass. Screenshots in this report were taken from the current application, so they show the newer interface around the IT402 Deliverable 2 features. Since then, Arabic has been extended to every screen, message, email, SMS and PDF, every amount shows its currency, and the system has been hardened for production with security headers, a required secret key, Alembic database migrations and optional S3 file storage, and it can now be deployed to Render (see the IT402 Deliverable 3 final report, Section 3.6).</w:t>
+        <w:t>Note on later work: since IT402 Deliverable 2 the system has grown further — a billing engine, a property map, a redesigned Harare interface, Harare demonstration data, and English, Shona and Arabic interface languages (see IT402 Deliverable 1, Appendix C, and the IT402 Deliverable 3 report). Three requirements this report records as met after IT402 Deliverable 2 — a tenant history per unit (FR-015), a maintenance summary per period (FR-036) and the interface languages (FR-040) — were completed in September 2026 (Section 7.3). Today the suite has 305 tests at 86% coverage, and all 31 IT402 Deliverable 2 tests still pass. Screenshots in this report were taken from the current application, so they show the newer interface around the IT402 Deliverable 2 features. Since then, Arabic has been extended to every screen, message, email, SMS and PDF, every amount shows its currency, and the system has been hardened for production with security headers, a required secret key, Alembic database migrations and optional S3 file storage, and it can now be deployed to Render (see the IT402 Deliverable 3 final report, Section 3.6).</w:t>
       </w:r>
     </w:p>
     <w:p>
@@ -4641,7 +4641,7 @@
           <w:sz w:val="21"/>
           <w:szCs w:val="21"/>
         </w:rPr>
-        <w:t xml:space="preserve">Each property now has a late-fee type — None, Fixed or Percentage — and an amount (Figure 1). The fee is calculated, never stored, by Lease.late_fee_due():</w:t>
+        <w:t xml:space="preserve">Each property now has a late-fee type — None, Fixed or Percentage — and an amount (Figure 2). The fee is calculated, never stored, by Lease.late_fee_due():</w:t>
       </w:r>
     </w:p>
     <w:p>
@@ -14797,7 +14797,7 @@
           <w:sz w:val="26"/>
           <w:szCs w:val="26"/>
         </w:rPr>
-        <w:t xml:space="preserve">7.2 Remaining Work</w:t>
+        <w:t xml:space="preserve">7.2 Future Enhancements</w:t>
       </w:r>
       <w:bookmarkEnd w:id="131"/>
     </w:p>
@@ -14854,7 +14854,7 @@
           <w:sz w:val="21"/>
           <w:szCs w:val="21"/>
         </w:rPr>
-        <w:t xml:space="preserve">the new summary (Section 7.3) is on screen only; adding it to the Excel and PDF exports would complete FR-043 for it too.</w:t>
+        <w:t xml:space="preserve">the new summary (Section 7.3) is on screen only; adding it to the Excel and PDF exports would let it be shared offline like the other reports.</w:t>
       </w:r>
     </w:p>
     <w:p>
